--- a/202203010050_郗鸣 3/07 计科22-2 202203010050 郗鸣 指导记录表.docx
+++ b/202203010050_郗鸣 3/07 计科22-2 202203010050 郗鸣 指导记录表.docx
@@ -1486,16 +1486,7 @@
                 <w:rFonts w:hint="eastAsia"/>
                 <w:sz w:val="24"/>
               </w:rPr>
-              <w:t>规范参考文献格式，核对文献序</w:t>
-            </w:r>
-            <w:bookmarkStart w:id="0" w:name="_GoBack"/>
-            <w:bookmarkEnd w:id="0"/>
-            <w:r>
-              <w:rPr>
-                <w:rFonts w:hint="eastAsia"/>
-                <w:sz w:val="24"/>
-              </w:rPr>
-              <w:t>号、作者、刊物、DOI 等信息，保证格式符合学校毕业论文要求。</w:t>
+              <w:t>规范参考文献格式，核对文献序号、作者、刊物、DOI 等信息，保证格式符合学校毕业论文要求。</w:t>
             </w:r>
           </w:p>
           <w:p>
@@ -1597,8 +1588,62 @@
                 <w:sz w:val="24"/>
                 <w:lang w:val="en-US" w:eastAsia="zh-CN"/>
               </w:rPr>
-              <w:t xml:space="preserve">                 </w:t>
-            </w:r>
+              <w:t xml:space="preserve">    </w:t>
+            </w:r>
+            <w:r>
+              <w:rPr>
+                <w:rFonts w:hint="eastAsia"/>
+                <w:sz w:val="24"/>
+                <w:lang w:val="en-US" w:eastAsia="zh-CN"/>
+              </w:rPr>
+              <w:drawing>
+                <wp:inline distT="0" distB="0" distL="114300" distR="114300">
+                  <wp:extent cx="1013460" cy="612140"/>
+                  <wp:effectExtent l="0" t="0" r="2540" b="22860"/>
+                  <wp:docPr id="3" name="图片 3" descr="吕国华"/>
+                  <wp:cNvGraphicFramePr>
+                    <a:graphicFrameLocks xmlns:a="http://schemas.openxmlformats.org/drawingml/2006/main" noChangeAspect="1"/>
+                  </wp:cNvGraphicFramePr>
+                  <a:graphic xmlns:a="http://schemas.openxmlformats.org/drawingml/2006/main">
+                    <a:graphicData uri="http://schemas.openxmlformats.org/drawingml/2006/picture">
+                      <pic:pic xmlns:pic="http://schemas.openxmlformats.org/drawingml/2006/picture">
+                        <pic:nvPicPr>
+                          <pic:cNvPr id="3" name="图片 3" descr="吕国华"/>
+                          <pic:cNvPicPr>
+                            <a:picLocks noChangeAspect="1"/>
+                          </pic:cNvPicPr>
+                        </pic:nvPicPr>
+                        <pic:blipFill>
+                          <a:blip r:embed="rId5"/>
+                          <a:stretch>
+                            <a:fillRect/>
+                          </a:stretch>
+                        </pic:blipFill>
+                        <pic:spPr>
+                          <a:xfrm>
+                            <a:off x="0" y="0"/>
+                            <a:ext cx="1013460" cy="612140"/>
+                          </a:xfrm>
+                          <a:prstGeom prst="rect">
+                            <a:avLst/>
+                          </a:prstGeom>
+                        </pic:spPr>
+                      </pic:pic>
+                    </a:graphicData>
+                  </a:graphic>
+                </wp:inline>
+              </w:drawing>
+            </w:r>
+            <w:r>
+              <w:rPr>
+                <w:rFonts w:hint="eastAsia"/>
+                <w:sz w:val="24"/>
+                <w:lang w:val="en-US" w:eastAsia="zh-CN"/>
+              </w:rPr>
+              <w:t xml:space="preserve">             </w:t>
+            </w:r>
+            <w:bookmarkStart w:id="0" w:name="_GoBack"/>
+            <w:bookmarkEnd w:id="0"/>
             <w:r>
               <w:rPr>
                 <w:rFonts w:hint="eastAsia" w:eastAsia="宋体"/>
@@ -1623,7 +1668,7 @@
                           </pic:cNvPicPr>
                         </pic:nvPicPr>
                         <pic:blipFill>
-                          <a:blip r:embed="rId5"/>
+                          <a:blip r:embed="rId6"/>
                           <a:stretch>
                             <a:fillRect/>
                           </a:stretch>
